--- a/SUPPLYCHAINS LIMITED/підготовка_клієнта_сесії-2_SUPPLYCHAINS LIMITED.docx
+++ b/SUPPLYCHAINS LIMITED/підготовка_клієнта_сесії-2_SUPPLYCHAINS LIMITED.docx
@@ -1060,12 +1060,14 @@
             <w:r>
               <w:rPr>
                 <w:rFonts w:ascii="Times New Roman" w:cs="Times New Roman" w:eastAsia="Times New Roman" w:hAnsi="Times New Roman"/>
+                <w:i w:val="1"/>
+                <w:iCs w:val="1"/>
                 <w:color w:val="0070c0"/>
                 <w:sz w:val="28"/>
                 <w:szCs w:val="28"/>
                 <w:rtl w:val="0"/>
               </w:rPr>
-              <w:t xml:space="preserve">«Агентська закупівля» і розрахунки з постачальниками</w:t>
+              <w:t xml:space="preserve">Облік агентської закупівлі, розрахунки з постачальниками і бухгалтерський облік</w:t>
             </w:r>
           </w:p>
         </w:tc>
@@ -1118,12 +1120,14 @@
             <w:r>
               <w:rPr>
                 <w:rFonts w:ascii="Times New Roman" w:cs="Times New Roman" w:eastAsia="Times New Roman" w:hAnsi="Times New Roman"/>
+                <w:i w:val="1"/>
+                <w:iCs w:val="1"/>
                 <w:color w:val="0070c0"/>
                 <w:sz w:val="28"/>
                 <w:szCs w:val="28"/>
                 <w:rtl w:val="0"/>
               </w:rPr>
-              <w:t xml:space="preserve">разом формалізувати, як влаштована «агентська закупівля» і розрахунки з постачальниками, щоб правильно відобразити ці операції в обліку</w:t>
+              <w:t xml:space="preserve">разом визначити, як відображати в обліку агентську закупівлю і розрахунки з постачальниками, та узгодити структуру бухгалтерського обліку</w:t>
             </w:r>
           </w:p>
         </w:tc>
@@ -1187,7 +1191,7 @@
             <w:r>
               <w:rPr>
                 <w:rFonts w:ascii="Times New Roman" w:cs="Times New Roman" w:eastAsia="Times New Roman" w:hAnsi="Times New Roman"/>
-                <w:color w:val="0070c0"/>
+                <w:color w:val="000000"/>
                 <w:sz w:val="28"/>
                 <w:szCs w:val="28"/>
                 <w:rtl w:val="0"/>
@@ -1334,7 +1338,7 @@
                 <w:szCs w:val="28"/>
                 <w:rtl w:val="0"/>
               </w:rPr>
-              <w:t>Станіслав Редька (власник)</w:t>
+              <w:t xml:space="preserve">Станіслав Редька (власник)</w:t>
             </w:r>
             <w:r>
               <w:rPr>
@@ -1358,63 +1362,7 @@
               <w:rPr>
                 <w:rtl w:val="0"/>
               </w:rPr>
-              <w:t>основний учасник</w:t>
-            </w:r>
-          </w:p>
-        </w:tc>
-      </w:tr>
-      <w:tr>
-        <w:trPr>
-          <w:cantSplit w:val="0"/>
-          <w:tblHeader w:val="0"/>
-        </w:trPr>
-        <w:tc>
-          <w:tcPr>
-            <w:shd w:fill="d9d9d9" w:val="clear"/>
-          </w:tcPr>
-          <w:p>
-            <w:pPr>
-              <w:rPr>
-                <w:rFonts w:ascii="Times New Roman" w:cs="Times New Roman" w:eastAsia="Times New Roman" w:hAnsi="Times New Roman"/>
-                <w:b w:val="1"/>
-                <w:bCs w:val="1"/>
-                <w:sz w:val="28"/>
-                <w:szCs w:val="28"/>
-              </w:rPr>
-            </w:pPr>
-            <w:r>
-              <w:rPr>
-                <w:rFonts w:ascii="Times New Roman" w:cs="Times New Roman" w:eastAsia="Times New Roman" w:hAnsi="Times New Roman"/>
-                <w:b w:val="1"/>
-                <w:bCs w:val="1"/>
-                <w:sz w:val="28"/>
-                <w:szCs w:val="28"/>
-                <w:rtl w:val="0"/>
-              </w:rPr>
-              <w:t xml:space="preserve">Бухгалтер або аудитор</w:t>
-            </w:r>
-          </w:p>
-        </w:tc>
-        <w:tc>
-          <w:tcPr/>
-          <w:p>
-            <w:pPr>
-              <w:rPr>
-                <w:rFonts w:ascii="Times New Roman" w:cs="Times New Roman" w:eastAsia="Times New Roman" w:hAnsi="Times New Roman"/>
-                <w:color w:val="000000"/>
-                <w:sz w:val="28"/>
-                <w:szCs w:val="28"/>
-              </w:rPr>
-            </w:pPr>
-            <w:r>
-              <w:rPr>
-                <w:rFonts w:ascii="Times New Roman" w:cs="Times New Roman" w:eastAsia="Times New Roman" w:hAnsi="Times New Roman"/>
-                <w:color w:val="000000"/>
-                <w:sz w:val="28"/>
-                <w:szCs w:val="28"/>
-                <w:rtl w:val="0"/>
-              </w:rPr>
-              <w:t xml:space="preserve">бажано: облік «агентської закупівлі» чутливий до податкових і юридичних нюансів. Якщо його не буде, частину питань, можливо, доведеться перенести на наступну зустріч.</w:t>
+              <w:t xml:space="preserve">основний учасник</w:t>
             </w:r>
           </w:p>
         </w:tc>
@@ -1422,185 +1370,285 @@
     </w:tbl>
     <w:p/>
     <w:p>
-      <w:r>
-        <w:rPr>
-          <w:rFonts w:ascii="Times New Roman" w:hAnsi="Times New Roman"/>
-          <w:b/>
-          <w:sz w:val="24"/>
-        </w:rPr>
-        <w:t>ПОРЯДОК ДЕННИЙ:</w:t>
-      </w:r>
-    </w:p>
-    <w:p>
-      <w:r>
-        <w:rPr>
-          <w:rFonts w:ascii="Times New Roman" w:hAnsi="Times New Roman"/>
+      <w:pPr>
+        <w:rPr>
+          <w:rFonts w:ascii="Times New Roman" w:cs="Times New Roman" w:eastAsia="Times New Roman" w:hAnsi="Times New Roman"/>
           <w:b w:val="0"/>
           <w:sz w:val="24"/>
-        </w:rPr>
-        <w:t xml:space="preserve">1. Завершення тем минулої зустрічі (документи й довідники).</w:t>
-      </w:r>
-    </w:p>
-    <w:p>
-      <w:r>
-        <w:rPr>
-          <w:rFonts w:ascii="Times New Roman" w:hAnsi="Times New Roman"/>
+          <w:szCs w:val="24"/>
+        </w:rPr>
+      </w:pPr>
+      <w:r>
+        <w:rPr>
+          <w:rFonts w:ascii="Times New Roman" w:cs="Times New Roman" w:eastAsia="Times New Roman" w:hAnsi="Times New Roman"/>
           <w:b w:val="0"/>
           <w:sz w:val="24"/>
-        </w:rPr>
-        <w:t xml:space="preserve">2. Як влаштована «агентська закупівля»: рух коштів і документи.</w:t>
-      </w:r>
-    </w:p>
-    <w:p>
-      <w:r>
-        <w:rPr>
-          <w:rFonts w:ascii="Times New Roman" w:hAnsi="Times New Roman"/>
+          <w:szCs w:val="24"/>
+          <w:rtl w:val="0"/>
+        </w:rPr>
+        <w:t xml:space="preserve">1. Завершення тем минулої зустрічі (документи й довідники).</w:t>
+      </w:r>
+    </w:p>
+    <w:p>
+      <w:pPr>
+        <w:rPr>
+          <w:rFonts w:ascii="Times New Roman" w:cs="Times New Roman" w:eastAsia="Times New Roman" w:hAnsi="Times New Roman"/>
           <w:b w:val="0"/>
           <w:sz w:val="24"/>
-        </w:rPr>
-        <w:t xml:space="preserve">3. Як ці операції відображати в обліку (ваша виручка чи транзит коштів клієнта, винагорода).</w:t>
-      </w:r>
-    </w:p>
-    <w:p>
-      <w:r>
-        <w:rPr>
-          <w:rFonts w:ascii="Times New Roman" w:hAnsi="Times New Roman"/>
+          <w:szCs w:val="24"/>
+        </w:rPr>
+      </w:pPr>
+      <w:r>
+        <w:rPr>
+          <w:rFonts w:ascii="Times New Roman" w:cs="Times New Roman" w:eastAsia="Times New Roman" w:hAnsi="Times New Roman"/>
           <w:b w:val="0"/>
           <w:sz w:val="24"/>
-        </w:rPr>
-        <w:t xml:space="preserve">4. Розрахунки з постачальниками та агентами: рознесення витрат, оплати, валюти.</w:t>
-      </w:r>
-    </w:p>
-    <w:p>
-      <w:r>
-        <w:rPr>
-          <w:rFonts w:ascii="Times New Roman" w:hAnsi="Times New Roman"/>
+          <w:szCs w:val="24"/>
+          <w:rtl w:val="0"/>
+        </w:rPr>
+        <w:t xml:space="preserve">2. Агентська закупівля: як її відображати в обліку (ваша виручка чи транзит коштів клієнта).</w:t>
+      </w:r>
+    </w:p>
+    <w:p>
+      <w:pPr>
+        <w:rPr>
+          <w:rFonts w:ascii="Times New Roman" w:cs="Times New Roman" w:eastAsia="Times New Roman" w:hAnsi="Times New Roman"/>
           <w:b w:val="0"/>
           <w:sz w:val="24"/>
-        </w:rPr>
-        <w:t xml:space="preserve">5. Що з цього впливає на бухгалтерський облік (підготовка до наступної зустрічі).</w:t>
-      </w:r>
-    </w:p>
-    <w:p/>
-    <w:p>
-      <w:r>
-        <w:rPr>
-          <w:rFonts w:ascii="Times New Roman" w:hAnsi="Times New Roman"/>
-          <w:b/>
-          <w:sz w:val="24"/>
-        </w:rPr>
-        <w:t>ЩО ПІДГОТУВАТИ, БУДЬ ЛАСКА:</w:t>
-      </w:r>
-    </w:p>
-    <w:p>
-      <w:r>
-        <w:rPr>
-          <w:rFonts w:ascii="Times New Roman" w:hAnsi="Times New Roman"/>
+          <w:szCs w:val="24"/>
+        </w:rPr>
+      </w:pPr>
+      <w:r>
+        <w:rPr>
+          <w:rFonts w:ascii="Times New Roman" w:cs="Times New Roman" w:eastAsia="Times New Roman" w:hAnsi="Times New Roman"/>
           <w:b w:val="0"/>
           <w:sz w:val="24"/>
-        </w:rPr>
-        <w:t xml:space="preserve">– Якщо ще не все довантажено з минулої зустрічі — структури та зразки документів і актуальні довідники (коди локацій, авіакомпанії, перевізники) у спільну папку.</w:t>
-      </w:r>
-    </w:p>
-    <w:p>
-      <w:r>
-        <w:rPr>
-          <w:rFonts w:ascii="Times New Roman" w:hAnsi="Times New Roman"/>
+          <w:szCs w:val="24"/>
+          <w:rtl w:val="0"/>
+        </w:rPr>
+        <w:t xml:space="preserve">3. Розрахунки з постачальниками та агентами: розподіл витрат, оплати, перевиставлення витрат клієнту.</w:t>
+      </w:r>
+    </w:p>
+    <w:p>
+      <w:pPr>
+        <w:rPr>
+          <w:rFonts w:ascii="Times New Roman" w:cs="Times New Roman" w:eastAsia="Times New Roman" w:hAnsi="Times New Roman"/>
           <w:b w:val="0"/>
           <w:sz w:val="24"/>
-        </w:rPr>
-        <w:t xml:space="preserve">– 1–2 приклади реальної агентської угоди: рахунок від постачальника (фабрики) і ваш рахунок клієнту по тій самій угоді.</w:t>
-      </w:r>
-    </w:p>
-    <w:p>
-      <w:r>
-        <w:rPr>
-          <w:rFonts w:ascii="Times New Roman" w:hAnsi="Times New Roman"/>
+          <w:szCs w:val="24"/>
+        </w:rPr>
+      </w:pPr>
+      <w:r>
+        <w:rPr>
+          <w:rFonts w:ascii="Times New Roman" w:cs="Times New Roman" w:eastAsia="Times New Roman" w:hAnsi="Times New Roman"/>
           <w:b w:val="0"/>
           <w:sz w:val="24"/>
-        </w:rPr>
-        <w:t xml:space="preserve">– Приклад відправки, де було кілька вхідних рахунків (авіакомпанія, агент, локальні послуги) — щоб разом розібрати, як розподіляєте витрати.</w:t>
-      </w:r>
-    </w:p>
-    <w:p>
-      <w:r>
-        <w:rPr>
-          <w:rFonts w:ascii="Times New Roman" w:hAnsi="Times New Roman"/>
+          <w:szCs w:val="24"/>
+          <w:rtl w:val="0"/>
+        </w:rPr>
+        <w:t xml:space="preserve">4. Структура бухгалтерського обліку: план рахунків Гонконгу, валюти, розмежування контурів.</w:t>
+      </w:r>
+    </w:p>
+    <w:p>
+      <w:pPr>
+        <w:rPr>
+          <w:rFonts w:ascii="Times New Roman" w:cs="Times New Roman" w:eastAsia="Times New Roman" w:hAnsi="Times New Roman"/>
           <w:b w:val="0"/>
           <w:sz w:val="24"/>
-        </w:rPr>
-        <w:t xml:space="preserve">– Приклад рахунку клієнту, у якому є перевиставлені наскрізні витрати.</w:t>
-      </w:r>
-    </w:p>
-    <w:p>
-      <w:r>
-        <w:rPr>
-          <w:rFonts w:ascii="Times New Roman" w:hAnsi="Times New Roman"/>
+          <w:szCs w:val="24"/>
+        </w:rPr>
+      </w:pPr>
+      <w:r>
+        <w:rPr>
+          <w:rFonts w:ascii="Times New Roman" w:cs="Times New Roman" w:eastAsia="Times New Roman" w:hAnsi="Times New Roman"/>
           <w:b w:val="0"/>
           <w:sz w:val="24"/>
-        </w:rPr>
-        <w:t xml:space="preserve">– Приклад розрахунку суми при конвертації валюти по одній угоді: з якої валюти в яку і за яким курсом.</w:t>
-      </w:r>
-    </w:p>
-    <w:p>
-      <w:r>
-        <w:rPr>
-          <w:rFonts w:ascii="Times New Roman" w:hAnsi="Times New Roman"/>
+          <w:szCs w:val="24"/>
+          <w:rtl w:val="0"/>
+        </w:rPr>
+        <w:t xml:space="preserve">5. Банківські та касові операції.</w:t>
+      </w:r>
+    </w:p>
+    <w:p/>
+    <w:p>
+      <w:pPr>
+        <w:rPr>
+          <w:rFonts w:ascii="Times New Roman" w:cs="Times New Roman" w:eastAsia="Times New Roman" w:hAnsi="Times New Roman"/>
           <w:b w:val="0"/>
           <w:sz w:val="24"/>
-        </w:rPr>
-        <w:t xml:space="preserve">– Перелік обов'язкових полів картки контрагента (постачальник/агент) і приклад картки з кількома банківськими рахунками.</w:t>
-      </w:r>
-    </w:p>
-    <w:p/>
-    <w:p>
-      <w:r>
-        <w:rPr>
-          <w:rFonts w:ascii="Times New Roman" w:hAnsi="Times New Roman"/>
-          <w:b/>
-          <w:sz w:val="24"/>
-        </w:rPr>
-        <w:t>НАД ЧИМ ПОДУМАТИ ЗАЗДАЛЕГІДЬ:</w:t>
-      </w:r>
-    </w:p>
-    <w:p>
-      <w:r>
-        <w:rPr>
-          <w:rFonts w:ascii="Times New Roman" w:hAnsi="Times New Roman"/>
+          <w:szCs w:val="24"/>
+        </w:rPr>
+      </w:pPr>
+      <w:r>
+        <w:rPr>
+          <w:rFonts w:ascii="Times New Roman" w:cs="Times New Roman" w:eastAsia="Times New Roman" w:hAnsi="Times New Roman"/>
           <w:b w:val="0"/>
           <w:sz w:val="24"/>
-        </w:rPr>
-        <w:t xml:space="preserve">– Який варіант «агентської закупівлі» для вас основний: перевиставлення рахунку постачальника з націнкою чи утримання винагороди з коштів, які надсилає клієнт.</w:t>
-      </w:r>
-    </w:p>
-    <w:p>
-      <w:r>
-        <w:rPr>
-          <w:rFonts w:ascii="Times New Roman" w:hAnsi="Times New Roman"/>
+          <w:szCs w:val="24"/>
+          <w:rtl w:val="0"/>
+        </w:rPr>
+        <w:t xml:space="preserve">– Якщо ще не все довантажено з минулої зустрічі — структури та зразки документів і актуальні довідники у спільну папку.</w:t>
+      </w:r>
+    </w:p>
+    <w:p>
+      <w:pPr>
+        <w:rPr>
+          <w:rFonts w:ascii="Times New Roman" w:cs="Times New Roman" w:eastAsia="Times New Roman" w:hAnsi="Times New Roman"/>
           <w:b w:val="0"/>
           <w:sz w:val="24"/>
-        </w:rPr>
-        <w:t xml:space="preserve">– Чи вважаєте ці кошти своєю виручкою, чи це транзит коштів клієнта через ваш рахунок.</w:t>
-      </w:r>
-    </w:p>
-    <w:p>
-      <w:r>
-        <w:rPr>
-          <w:rFonts w:ascii="Times New Roman" w:hAnsi="Times New Roman"/>
+          <w:szCs w:val="24"/>
+        </w:rPr>
+      </w:pPr>
+      <w:r>
+        <w:rPr>
+          <w:rFonts w:ascii="Times New Roman" w:cs="Times New Roman" w:eastAsia="Times New Roman" w:hAnsi="Times New Roman"/>
           <w:b w:val="0"/>
           <w:sz w:val="24"/>
-        </w:rPr>
-        <w:t xml:space="preserve">– Чи завжди такий товар їде напряму до клієнта повз ваш склад, чи бувають винятки.</w:t>
-      </w:r>
-    </w:p>
-    <w:p>
-      <w:r>
-        <w:rPr>
-          <w:rFonts w:ascii="Times New Roman" w:hAnsi="Times New Roman"/>
+          <w:szCs w:val="24"/>
+          <w:rtl w:val="0"/>
+        </w:rPr>
+        <w:t xml:space="preserve">– 1–2 приклади реальної агентської угоди: рахунок від постачальника (фабрики) і ваш рахунок клієнту по тій самій угоді.</w:t>
+      </w:r>
+    </w:p>
+    <w:p>
+      <w:pPr>
+        <w:rPr>
+          <w:rFonts w:ascii="Times New Roman" w:cs="Times New Roman" w:eastAsia="Times New Roman" w:hAnsi="Times New Roman"/>
           <w:b w:val="0"/>
           <w:sz w:val="24"/>
+          <w:szCs w:val="24"/>
+        </w:rPr>
+      </w:pPr>
+      <w:r>
+        <w:rPr>
+          <w:rFonts w:ascii="Times New Roman" w:cs="Times New Roman" w:eastAsia="Times New Roman" w:hAnsi="Times New Roman"/>
+          <w:b w:val="0"/>
+          <w:sz w:val="24"/>
+          <w:szCs w:val="24"/>
+          <w:rtl w:val="0"/>
+        </w:rPr>
+        <w:t xml:space="preserve">– Приклад відправки, де було кілька вхідних рахунків (авіакомпанія, агент, локальні послуги).</w:t>
+      </w:r>
+    </w:p>
+    <w:p>
+      <w:pPr>
+        <w:rPr>
+          <w:rFonts w:ascii="Times New Roman" w:cs="Times New Roman" w:eastAsia="Times New Roman" w:hAnsi="Times New Roman"/>
+          <w:b w:val="0"/>
+          <w:sz w:val="24"/>
+          <w:szCs w:val="24"/>
+        </w:rPr>
+      </w:pPr>
+      <w:r>
+        <w:rPr>
+          <w:rFonts w:ascii="Times New Roman" w:cs="Times New Roman" w:eastAsia="Times New Roman" w:hAnsi="Times New Roman"/>
+          <w:b w:val="0"/>
+          <w:sz w:val="24"/>
+          <w:szCs w:val="24"/>
+          <w:rtl w:val="0"/>
+        </w:rPr>
+        <w:t xml:space="preserve">– Приклад рахунку клієнту, у якому є перевиставлені наскрізні витрати.</w:t>
+      </w:r>
+    </w:p>
+    <w:p>
+      <w:pPr>
+        <w:rPr>
+          <w:rFonts w:ascii="Times New Roman" w:cs="Times New Roman" w:eastAsia="Times New Roman" w:hAnsi="Times New Roman"/>
+          <w:b w:val="0"/>
+          <w:sz w:val="24"/>
+          <w:szCs w:val="24"/>
+        </w:rPr>
+      </w:pPr>
+      <w:r>
+        <w:rPr>
+          <w:rFonts w:ascii="Times New Roman" w:cs="Times New Roman" w:eastAsia="Times New Roman" w:hAnsi="Times New Roman"/>
+          <w:b w:val="0"/>
+          <w:sz w:val="24"/>
+          <w:szCs w:val="24"/>
+          <w:rtl w:val="0"/>
+        </w:rPr>
+        <w:t xml:space="preserve">– План рахунків Гонконгу — вивантаження або файл, якщо є.</w:t>
+      </w:r>
+    </w:p>
+    <w:p>
+      <w:pPr>
+        <w:rPr>
+          <w:rFonts w:ascii="Times New Roman" w:cs="Times New Roman" w:eastAsia="Times New Roman" w:hAnsi="Times New Roman"/>
+          <w:b w:val="0"/>
+          <w:sz w:val="24"/>
+          <w:szCs w:val="24"/>
+        </w:rPr>
+      </w:pPr>
+      <w:r>
+        <w:rPr>
+          <w:rFonts w:ascii="Times New Roman" w:cs="Times New Roman" w:eastAsia="Times New Roman" w:hAnsi="Times New Roman"/>
+          <w:b w:val="0"/>
+          <w:sz w:val="24"/>
+          <w:szCs w:val="24"/>
+          <w:rtl w:val="0"/>
+        </w:rPr>
+        <w:t xml:space="preserve">– Перелік рахунків для прийому оплат (банк, валюта) і обов’язкові поля картки контрагента (постачальник/агент).</w:t>
+      </w:r>
+    </w:p>
+    <w:p/>
+    <w:p>
+      <w:pPr>
+        <w:rPr>
+          <w:rFonts w:ascii="Times New Roman" w:cs="Times New Roman" w:eastAsia="Times New Roman" w:hAnsi="Times New Roman"/>
+          <w:b w:val="0"/>
+          <w:sz w:val="24"/>
+          <w:szCs w:val="24"/>
+        </w:rPr>
+      </w:pPr>
+      <w:r>
+        <w:rPr>
+          <w:rFonts w:ascii="Times New Roman" w:cs="Times New Roman" w:eastAsia="Times New Roman" w:hAnsi="Times New Roman"/>
+          <w:b w:val="0"/>
+          <w:sz w:val="24"/>
+          <w:szCs w:val="24"/>
+          <w:rtl w:val="0"/>
+        </w:rPr>
+        <w:t xml:space="preserve">– Чи вважаєте кошти за агентською закупівлею своєю виручкою, чи це транзит коштів клієнта через ваш рахунок.</w:t>
+      </w:r>
+    </w:p>
+    <w:p>
+      <w:pPr>
+        <w:rPr>
+          <w:rFonts w:ascii="Times New Roman" w:cs="Times New Roman" w:eastAsia="Times New Roman" w:hAnsi="Times New Roman"/>
+          <w:b w:val="0"/>
+          <w:sz w:val="24"/>
+          <w:szCs w:val="24"/>
+        </w:rPr>
+      </w:pPr>
+      <w:r>
+        <w:rPr>
+          <w:rFonts w:ascii="Times New Roman" w:cs="Times New Roman" w:eastAsia="Times New Roman" w:hAnsi="Times New Roman"/>
+          <w:b w:val="0"/>
+          <w:sz w:val="24"/>
+          <w:szCs w:val="24"/>
+          <w:rtl w:val="0"/>
         </w:rPr>
         <w:t xml:space="preserve">– Хто погоджує великі платежі постачальникам і чи є межа суми, вище якої потрібне ваше особисте підтвердження.</w:t>
+      </w:r>
+    </w:p>
+    <w:p>
+      <w:pPr>
+        <w:rPr>
+          <w:rFonts w:ascii="Times New Roman" w:cs="Times New Roman" w:eastAsia="Times New Roman" w:hAnsi="Times New Roman"/>
+          <w:b w:val="0"/>
+          <w:sz w:val="24"/>
+          <w:szCs w:val="24"/>
+        </w:rPr>
+      </w:pPr>
+      <w:r>
+        <w:rPr>
+          <w:rFonts w:ascii="Times New Roman" w:cs="Times New Roman" w:eastAsia="Times New Roman" w:hAnsi="Times New Roman"/>
+          <w:b w:val="0"/>
+          <w:sz w:val="24"/>
+          <w:szCs w:val="24"/>
+          <w:rtl w:val="0"/>
+        </w:rPr>
+        <w:t xml:space="preserve">– Як розмежувати дані: що відноситься до управлінського обліку (для вас), а що до бухгалтерського обліку.</w:t>
       </w:r>
     </w:p>
     <w:p/>
